--- a/Lumbee_RIVR_TBCP_Agreement_Package/00_START_HERE/02_Agreement_Register_and_Signing_Sequence.docx
+++ b/Lumbee_RIVR_TBCP_Agreement_Package/00_START_HERE/02_Agreement_Register_and_Signing_Sequence.docx
@@ -1448,7 +1448,7 @@
                 <w:i w:val="0"/>
                 <w:sz w:val="16"/>
               </w:rPr>
-              <w:t>Lumbee Tribal Council Authorizing Resolution (Award Acceptance, Transaction, and Signatory Authority)</w:t>
+              <w:t>Lumbee Tribal Council Resolution</w:t>
             </w:r>
           </w:p>
         </w:tc>
@@ -1480,7 +1480,7 @@
                 <w:i w:val="0"/>
                 <w:sz w:val="16"/>
               </w:rPr>
-              <w:t>Tribal Council authorizes award acceptance, transaction, signatories</w:t>
+              <w:t>Authorizes TBCP application/acceptance, asset ownership, execution of all Definitive Agreements, and signatories; sovereign-immunity waiver reserved</w:t>
             </w:r>
           </w:p>
         </w:tc>
@@ -1547,7 +1547,7 @@
                 <w:i w:val="0"/>
                 <w:sz w:val="16"/>
               </w:rPr>
-              <w:t>RIVR Tech (LREMC Technologies, LLC) Member/Manager Consent and Authorization</w:t>
+              <w:t>RIVR Tech Member/Manager Authorization</w:t>
             </w:r>
           </w:p>
         </w:tc>
@@ -1581,7 +1581,7 @@
                 <w:i w:val="0"/>
                 <w:sz w:val="16"/>
               </w:rPr>
-              <w:t>RIVR Tech entity authorization of the transaction and signatories</w:t>
+              <w:t>RIVR Tech member/manager authorization of the transaction and signatories</w:t>
             </w:r>
           </w:p>
         </w:tc>
@@ -1650,7 +1650,7 @@
                 <w:i w:val="0"/>
                 <w:sz w:val="16"/>
               </w:rPr>
-              <w:t>LREMC Board Consent, Joinder, and Owner-Approval Authorization (LREMC Facilities)</w:t>
+              <w:t>LREMC Consent and Joinder</w:t>
             </w:r>
           </w:p>
         </w:tc>
@@ -1666,7 +1666,7 @@
                 <w:i w:val="0"/>
                 <w:sz w:val="16"/>
               </w:rPr>
-              <w:t>LREMC; Lumbee Tribe; RIVR Tech</w:t>
+              <w:t>LREMC</w:t>
             </w:r>
           </w:p>
         </w:tc>
@@ -1682,7 +1682,7 @@
                 <w:i w:val="0"/>
                 <w:sz w:val="16"/>
               </w:rPr>
-              <w:t>LREMC board consent and joinder for use of LREMC Facilities</w:t>
+              <w:t>LREMC consent and joinder, limited to use of LREMC Facilities</w:t>
             </w:r>
           </w:p>
         </w:tc>
@@ -1749,7 +1749,7 @@
                 <w:i w:val="0"/>
                 <w:sz w:val="16"/>
               </w:rPr>
-              <w:t>Limited Waiver of Sovereign Immunity and Consent to Dispute Resolution</w:t>
+              <w:t>Limited Waiver of Sovereign Immunity (bracketed alternatives — FOR COUNSEL)</w:t>
             </w:r>
           </w:p>
         </w:tc>
@@ -1766,7 +1766,7 @@
                 <w:i w:val="0"/>
                 <w:sz w:val="16"/>
               </w:rPr>
-              <w:t>Lumbee Tribe; RIVR Tech</w:t>
+              <w:t>Lumbee Tribe</w:t>
             </w:r>
           </w:p>
         </w:tc>
@@ -1783,7 +1783,7 @@
                 <w:i w:val="0"/>
                 <w:sz w:val="16"/>
               </w:rPr>
-              <w:t>Limited express waiver of sovereign immunity; dispute consent</w:t>
+              <w:t>Limited express waiver of sovereign immunity (bracketed alternatives — for counsel)</w:t>
             </w:r>
           </w:p>
         </w:tc>
@@ -1852,7 +1852,7 @@
                 <w:i w:val="0"/>
                 <w:sz w:val="16"/>
               </w:rPr>
-              <w:t>Certificate of Authorized Signatories, Incumbency, and Corporate/Tribal Existence</w:t>
+              <w:t>Tax, TERO, Permitting, and Regulatory Schedule</w:t>
             </w:r>
           </w:p>
         </w:tc>
@@ -1868,7 +1868,7 @@
                 <w:i w:val="0"/>
                 <w:sz w:val="16"/>
               </w:rPr>
-              <w:t>Lumbee Tribe; RIVR Tech; LREMC</w:t>
+              <w:t>Lumbee Tribe; RIVR Tech</w:t>
             </w:r>
           </w:p>
         </w:tc>
@@ -1884,7 +1884,7 @@
                 <w:i w:val="0"/>
                 <w:sz w:val="16"/>
               </w:rPr>
-              <w:t>Signatory authority, incumbency, corporate/Tribal existence</w:t>
+              <w:t>Tax, TERO, permitting, and regulatory requirements schedule (workbook)</w:t>
             </w:r>
           </w:p>
         </w:tc>
@@ -1916,7 +1916,7 @@
                 <w:i w:val="0"/>
                 <w:sz w:val="16"/>
               </w:rPr>
-              <w:t>Governance resolutions (G1/G2/G3) adopted</w:t>
+              <w:t>Regulatory/TERO applicability confirmed by counsel</w:t>
             </w:r>
           </w:p>
         </w:tc>
@@ -1932,7 +1932,7 @@
                 <w:i w:val="0"/>
                 <w:sz w:val="16"/>
               </w:rPr>
-              <w:t>S1</w:t>
+              <w:t>S8, S14</w:t>
             </w:r>
           </w:p>
         </w:tc>
@@ -1951,7 +1951,7 @@
                 <w:i w:val="0"/>
                 <w:sz w:val="16"/>
               </w:rPr>
-              <w:t>NTIA/DOC Notice, Consent, and Written-Determination Request Log (Award, Precedence, and Characterization)</w:t>
+              <w:t>Insurance Schedule</w:t>
             </w:r>
           </w:p>
         </w:tc>
@@ -1968,7 +1968,7 @@
                 <w:i w:val="0"/>
                 <w:sz w:val="16"/>
               </w:rPr>
-              <w:t>Lumbee Tribe (with NTIA/DOC)</w:t>
+              <w:t>Lumbee Tribe; RIVR Tech</w:t>
             </w:r>
           </w:p>
         </w:tc>
@@ -1985,7 +1985,7 @@
                 <w:i w:val="0"/>
                 <w:sz w:val="16"/>
               </w:rPr>
-              <w:t>Log of NTIA/DOC notices, consents, written determinations</w:t>
+              <w:t>Insurance coverages, limits, and evidence schedule (workbook)</w:t>
             </w:r>
           </w:p>
         </w:tc>
@@ -2019,7 +2019,7 @@
                 <w:i w:val="0"/>
                 <w:sz w:val="16"/>
               </w:rPr>
-              <w:t>Award confirmed; questions framed to NTIA</w:t>
+              <w:t>Coverages bound; certificates issued</w:t>
             </w:r>
           </w:p>
         </w:tc>
@@ -2036,7 +2036,7 @@
                 <w:i w:val="0"/>
                 <w:sz w:val="16"/>
               </w:rPr>
-              <w:t>S1, S14</w:t>
+              <w:t>S12</w:t>
             </w:r>
           </w:p>
         </w:tc>
@@ -2054,7 +2054,7 @@
                 <w:i w:val="0"/>
                 <w:sz w:val="16"/>
               </w:rPr>
-              <w:t>Common-Interest, Confidentiality, and Attorney Work-Product Agreement</w:t>
+              <w:t>Service Level Schedule</w:t>
             </w:r>
           </w:p>
         </w:tc>
@@ -2070,7 +2070,7 @@
                 <w:i w:val="0"/>
                 <w:sz w:val="16"/>
               </w:rPr>
-              <w:t>Lumbee Tribe; RIVR Tech; LREMC</w:t>
+              <w:t>Lumbee Tribe; RIVR Tech</w:t>
             </w:r>
           </w:p>
         </w:tc>
@@ -2086,7 +2086,7 @@
                 <w:i w:val="0"/>
                 <w:sz w:val="16"/>
               </w:rPr>
-              <w:t>Common-interest, confidentiality, attorney work-product</w:t>
+              <w:t>Service level targets and remedies schedule</w:t>
             </w:r>
           </w:p>
         </w:tc>
@@ -2102,7 +2102,7 @@
                 <w:i w:val="0"/>
                 <w:sz w:val="16"/>
               </w:rPr>
-              <w:t>1</w:t>
+              <w:t>2</w:t>
             </w:r>
           </w:p>
         </w:tc>
@@ -2118,7 +2118,7 @@
                 <w:i w:val="0"/>
                 <w:sz w:val="16"/>
               </w:rPr>
-              <w:t>Parties identified</w:t>
+              <w:t>SLA targets agreed with O&amp;M</w:t>
             </w:r>
           </w:p>
         </w:tc>
@@ -2134,7 +2134,7 @@
                 <w:i w:val="0"/>
                 <w:sz w:val="16"/>
               </w:rPr>
-              <w:t>—</w:t>
+              <w:t>S6</w:t>
             </w:r>
           </w:p>
         </w:tc>
@@ -2185,7 +2185,7 @@
           <w:b w:val="0"/>
           <w:i w:val="0"/>
         </w:rPr>
-        <w:t xml:space="preserve">The Tribal Council authorizing resolution (G1), the RIVR Tech entity authorization (G2), the certificate of authorized signatories (G5), and the common-interest agreement (G7) come first. These establish who may bind each party and confirm the threshold eligibility and award posture. </w:t>
+        <w:t xml:space="preserve">The Lumbee Tribal Council Resolution (G1) and the RIVR Tech Member/Manager Authorization (G2) come first. These establish who may bind each party and confirm the threshold eligibility and award posture. </w:t>
       </w:r>
       <w:r>
         <w:rPr>
@@ -2208,7 +2208,7 @@
           <w:color w:val="000000"/>
           <w:sz w:val="22"/>
         </w:rPr>
-        <w:t>2.2  Stage 2 — Consents, Waiver, and Agency Coordination</w:t>
+        <w:t>2.2  Stage 2 — Consents, Waiver, and Supporting Schedules</w:t>
       </w:r>
     </w:p>
     <w:p>
@@ -2217,7 +2217,7 @@
           <w:b w:val="0"/>
           <w:i w:val="0"/>
         </w:rPr>
-        <w:t>The LREMC board consent/joinder (G3), the limited sovereign-immunity waiver (G4), and the NTIA/DOC notice-and-determination log (G6) are settled next, because later agreements depend on LREMC Facility access, enforceable remedies, and confirmed award treatment.</w:t>
+        <w:t>The LREMC Consent and Joinder (G3, limited to LREMC Facilities) and the Limited Waiver of Sovereign Immunity (bracketed alternatives — FOR COUNSEL) (G4) are settled next, because later agreements depend on LREMC Facility access and enforceable remedies. The supporting schedules — the Tax, TERO, Permitting, and Regulatory Schedule (G5), the Insurance Schedule (G6), and the Service Level Schedule (G7) — are finalized in this stage to feed the definitive agreements they support.</w:t>
       </w:r>
     </w:p>
     <w:p>
